--- a/Primeiro Semestre/Matemática Financeira/Resumo.docx
+++ b/Primeiro Semestre/Matemática Financeira/Resumo.docx
@@ -223,6 +223,7 @@
   <w:p>
     <w:pPr>
       <w:pStyle w:val="Rodap"/>
+      <w:jc w:val="left"/>
       <w:rPr>
         <w:sz w:val="22"/>
       </w:rPr>
@@ -261,6 +262,7 @@
   <w:p>
     <w:pPr>
       <w:pStyle w:val="Cabealho"/>
+      <w:jc w:val="left"/>
       <w:rPr>
         <w:sz w:val="22"/>
       </w:rPr>
@@ -275,6 +277,7 @@
   <w:p>
     <w:pPr>
       <w:pStyle w:val="Cabealho"/>
+      <w:jc w:val="left"/>
       <w:rPr>
         <w:sz w:val="22"/>
       </w:rPr>
